--- a/assets/txt/Südafrika.docx
+++ b/assets/txt/Südafrika.docx
@@ -36,126 +36,61 @@
     </w:p>
     <w:p>
       <w:pPr>
-        <w:rPr>
-          <w:rFonts w:ascii="Times New Roman" w:cs="Times New Roman" w:eastAsia="Times New Roman" w:hAnsi="Times New Roman"/>
-        </w:rPr>
-      </w:pPr>
-      <w:r>
-        <w:rPr>
-          <w:rFonts w:ascii="Times New Roman" w:cs="Times New Roman" w:eastAsia="Times New Roman" w:hAnsi="Times New Roman"/>
-          <w:rtl w:val="0"/>
-        </w:rPr>
-        <w:t xml:space="preserve">CO₂-Emissionen:</w:t>
+        <w:spacing w:after="240" w:before="240" w:lineRule="auto"/>
+        <w:rPr>
+          <w:rFonts w:ascii="Times New Roman" w:cs="Times New Roman" w:eastAsia="Times New Roman" w:hAnsi="Times New Roman"/>
+        </w:rPr>
+      </w:pPr>
+      <w:r>
+        <w:rPr>
+          <w:rFonts w:ascii="Times New Roman" w:cs="Times New Roman" w:eastAsia="Times New Roman" w:hAnsi="Times New Roman"/>
+          <w:rtl w:val="0"/>
+        </w:rPr>
+        <w:t xml:space="preserve">Südafrika ist der größte CO2-Emittent Afrikas. Die CO2-Emissionen lagen 2019 bei etwa 470 Millionen Tonnen und 2023 bei rund 430 Millionen Tonnen. Pro Kopf betrugen sie etwa 7 bis 8 Tonnen CO2. Die Hauptursache ist die Stromerzeugung aus Kohle.</w:t>
       </w:r>
     </w:p>
     <w:p>
       <w:pPr>
-        <w:rPr>
-          <w:rFonts w:ascii="Times New Roman" w:cs="Times New Roman" w:eastAsia="Times New Roman" w:hAnsi="Times New Roman"/>
-        </w:rPr>
-      </w:pPr>
-      <w:r>
-        <w:rPr>
-          <w:rFonts w:ascii="Times New Roman" w:cs="Times New Roman" w:eastAsia="Times New Roman" w:hAnsi="Times New Roman"/>
-          <w:rtl w:val="0"/>
-        </w:rPr>
-        <w:t xml:space="preserve">Südafrika hat die höchsten CO₂-Emissionen in Afrika. Ein Großteil des Stroms wird noch immer aus Kohle erzeugt.</w:t>
+        <w:spacing w:after="240" w:before="240" w:lineRule="auto"/>
+        <w:rPr>
+          <w:rFonts w:ascii="Times New Roman" w:cs="Times New Roman" w:eastAsia="Times New Roman" w:hAnsi="Times New Roman"/>
+        </w:rPr>
+      </w:pPr>
+      <w:r>
+        <w:rPr>
+          <w:rFonts w:ascii="Times New Roman" w:cs="Times New Roman" w:eastAsia="Times New Roman" w:hAnsi="Times New Roman"/>
+          <w:rtl w:val="0"/>
+        </w:rPr>
+        <w:br w:type="textWrapping"/>
+        <w:t xml:space="preserve"> Temperatur:</w:t>
+        <w:br w:type="textWrapping"/>
+        <w:t xml:space="preserve"> Zwischen 2019 und 2025 stieg die Durchschnittstemperatur um etwa 0,5 °C. Hitzewellen treten häufiger auf und dauern länger.</w:t>
+        <w:br w:type="textWrapping"/>
+        <w:t xml:space="preserve"> </w:t>
       </w:r>
     </w:p>
     <w:p>
       <w:pPr>
-        <w:rPr>
-          <w:rFonts w:ascii="Times New Roman" w:cs="Times New Roman" w:eastAsia="Times New Roman" w:hAnsi="Times New Roman"/>
-        </w:rPr>
-      </w:pPr>
-      <w:r>
-        <w:rPr>
-          <w:rtl w:val="0"/>
-        </w:rPr>
+        <w:spacing w:after="240" w:before="240" w:lineRule="auto"/>
+        <w:rPr>
+          <w:rFonts w:ascii="Times New Roman" w:cs="Times New Roman" w:eastAsia="Times New Roman" w:hAnsi="Times New Roman"/>
+        </w:rPr>
+      </w:pPr>
+      <w:r>
+        <w:rPr>
+          <w:rFonts w:ascii="Times New Roman" w:cs="Times New Roman" w:eastAsia="Times New Roman" w:hAnsi="Times New Roman"/>
+          <w:rtl w:val="0"/>
+        </w:rPr>
+        <w:t xml:space="preserve">Extremwetter:</w:t>
+        <w:br w:type="textWrapping"/>
+        <w:t xml:space="preserve"> Südafrika ist zunehmend von Dürren, Starkregen und Überschwemmungen betroffen. Besonders die schweren Überschwemmungen in KwaZulu-Natal im Jahr 2022 verursachten große Schäden.</w:t>
+        <w:br w:type="textWrapping"/>
+        <w:t xml:space="preserve"> </w:t>
       </w:r>
     </w:p>
     <w:p>
       <w:pPr>
-        <w:rPr>
-          <w:rFonts w:ascii="Times New Roman" w:cs="Times New Roman" w:eastAsia="Times New Roman" w:hAnsi="Times New Roman"/>
-        </w:rPr>
-      </w:pPr>
-      <w:r>
-        <w:rPr>
-          <w:rFonts w:ascii="Times New Roman" w:cs="Times New Roman" w:eastAsia="Times New Roman" w:hAnsi="Times New Roman"/>
-          <w:rtl w:val="0"/>
-        </w:rPr>
-        <w:t xml:space="preserve">Temperatur:</w:t>
-      </w:r>
-    </w:p>
-    <w:p>
-      <w:pPr>
-        <w:rPr>
-          <w:rFonts w:ascii="Times New Roman" w:cs="Times New Roman" w:eastAsia="Times New Roman" w:hAnsi="Times New Roman"/>
-        </w:rPr>
-      </w:pPr>
-      <w:r>
-        <w:rPr>
-          <w:rFonts w:ascii="Times New Roman" w:cs="Times New Roman" w:eastAsia="Times New Roman" w:hAnsi="Times New Roman"/>
-          <w:rtl w:val="0"/>
-        </w:rPr>
-        <w:t xml:space="preserve">Die Durchschnittstemperatur in Südafrika ist seit den 2000er-Jahren deutlich gestiegen. Hitzewellen treten häufiger und intensiver auf.</w:t>
-      </w:r>
-    </w:p>
-    <w:p>
-      <w:pPr>
-        <w:rPr>
-          <w:rFonts w:ascii="Times New Roman" w:cs="Times New Roman" w:eastAsia="Times New Roman" w:hAnsi="Times New Roman"/>
-        </w:rPr>
-      </w:pPr>
-      <w:r>
-        <w:rPr>
-          <w:rtl w:val="0"/>
-        </w:rPr>
-      </w:r>
-    </w:p>
-    <w:p>
-      <w:pPr>
-        <w:rPr>
-          <w:rFonts w:ascii="Times New Roman" w:cs="Times New Roman" w:eastAsia="Times New Roman" w:hAnsi="Times New Roman"/>
-        </w:rPr>
-      </w:pPr>
-      <w:r>
-        <w:rPr>
-          <w:rFonts w:ascii="Times New Roman" w:cs="Times New Roman" w:eastAsia="Times New Roman" w:hAnsi="Times New Roman"/>
-          <w:rtl w:val="0"/>
-        </w:rPr>
-        <w:t xml:space="preserve">Extremwetter:</w:t>
-      </w:r>
-    </w:p>
-    <w:p>
-      <w:pPr>
-        <w:rPr>
-          <w:rFonts w:ascii="Times New Roman" w:cs="Times New Roman" w:eastAsia="Times New Roman" w:hAnsi="Times New Roman"/>
-        </w:rPr>
-      </w:pPr>
-      <w:r>
-        <w:rPr>
-          <w:rFonts w:ascii="Times New Roman" w:cs="Times New Roman" w:eastAsia="Times New Roman" w:hAnsi="Times New Roman"/>
-          <w:rtl w:val="0"/>
-        </w:rPr>
-        <w:t xml:space="preserve">Südafrika ist zunehmend von Dürren, Starkregen und Überschwemmungen betroffen. Diese gefährden die Landwirtschaft und die Wasserversorgung.</w:t>
-      </w:r>
-    </w:p>
-    <w:p>
-      <w:pPr>
-        <w:rPr>
-          <w:rFonts w:ascii="Times New Roman" w:cs="Times New Roman" w:eastAsia="Times New Roman" w:hAnsi="Times New Roman"/>
-        </w:rPr>
-      </w:pPr>
-      <w:r>
-        <w:rPr>
-          <w:rtl w:val="0"/>
-        </w:rPr>
-      </w:r>
-    </w:p>
-    <w:p>
-      <w:pPr>
+        <w:spacing w:after="240" w:before="240" w:lineRule="auto"/>
         <w:rPr>
           <w:rFonts w:ascii="Times New Roman" w:cs="Times New Roman" w:eastAsia="Times New Roman" w:hAnsi="Times New Roman"/>
         </w:rPr>
@@ -166,20 +101,8 @@
           <w:rtl w:val="0"/>
         </w:rPr>
         <w:t xml:space="preserve">Klimagerechtigkeit:</w:t>
-      </w:r>
-    </w:p>
-    <w:p>
-      <w:pPr>
-        <w:rPr>
-          <w:rFonts w:ascii="Times New Roman" w:cs="Times New Roman" w:eastAsia="Times New Roman" w:hAnsi="Times New Roman"/>
-        </w:rPr>
-      </w:pPr>
-      <w:r>
-        <w:rPr>
-          <w:rFonts w:ascii="Times New Roman" w:cs="Times New Roman" w:eastAsia="Times New Roman" w:hAnsi="Times New Roman"/>
-          <w:rtl w:val="0"/>
-        </w:rPr>
-        <w:t xml:space="preserve">Südafrika verursacht im Vergleich zu vielen anderen afrikanischen Ländern deutlich mehr Emissionen, ist aber gleichzeitig selbst stark von den Folgen des Klimawandels betroffen. Deshalb muss das Land sowohl Emissionen reduzieren als auch Maßnahmen zur Anpassung an den Klimawandel ergreifen.</w:t>
+        <w:br w:type="textWrapping"/>
+        <w:t xml:space="preserve"> Südafrika verursacht deutlich mehr CO2  als die meisten afrikanischen Länder, ist aber gleichzeitig stark von den Folgen des Klimawandels betroffen. Das Land muss deshalb sowohl seine Emissionen senken als auch Maßnahmen zur Anpassung an den Klimawandel umsetzen.</w:t>
       </w:r>
     </w:p>
     <w:p>
